--- a/SAMPLE_001_SpectralG_report.docx
+++ b/SAMPLE_001_SpectralG_report.docx
@@ -18,7 +18,7 @@
     </w:p>
     <w:p>
       <w:r>
-        <w:t>Date: 22 April 2026</w:t>
+        <w:t>Date: 02 May 2026</w:t>
       </w:r>
     </w:p>
     <w:p>
